--- a/MITRE-ATTACK/CSW-MITRE-ATTACK-Reference-Design.docx
+++ b/MITRE-ATTACK/CSW-MITRE-ATTACK-Reference-Design.docx
@@ -28,7 +28,7 @@
         </w:p>
       </w:sdtContent>
     </w:sdt>
-    <w:bookmarkStart w:id="60" w:name="X491aaee1a14da5d761433ad8089fce201d4b43b"/>
+    <w:bookmarkStart w:id="61" w:name="X491aaee1a14da5d761433ad8089fce201d4b43b"/>
     <w:p>
       <w:pPr>
         <w:pStyle w:val="Heading1"/>
@@ -37,13 +37,13 @@
         <w:t xml:space="preserve">Cisco Secure Workload — MITRE ATT&amp;CK (Enterprise) Mapping</w:t>
       </w:r>
     </w:p>
-    <w:bookmarkStart w:id="9" w:name="X4f0e65e8c3ee48af01d184919f4f57e21576b45"/>
+    <w:bookmarkStart w:id="9" w:name="X03d8d4e12f6df5cdb99400c789cfbd8d1198207"/>
     <w:p>
       <w:pPr>
         <w:pStyle w:val="Heading2"/>
       </w:pPr>
       <w:r>
-        <w:t xml:space="preserve">Technical Runbook | Threat Detection &amp; Containment Evidence</w:t>
+        <w:t xml:space="preserve">Reference Design | Threat Detection &amp; Containment Evidence</w:t>
       </w:r>
     </w:p>
     <w:p>
@@ -140,7 +140,7 @@
           <w:b/>
           <w:bCs/>
         </w:rPr>
-        <w:t xml:space="preserve">Questions this runbook helps you answer:</w:t>
+        <w:t xml:space="preserve">Questions this reference design helps you answer:</w:t>
       </w:r>
     </w:p>
     <w:p>
@@ -1454,7 +1454,7 @@
         <w:pStyle w:val="FirstParagraph"/>
       </w:pPr>
       <w:r>
-        <w:t xml:space="preserve">MITRE ATT&amp;CK is a knowledge base of adversary tactics and techniques, not a compliance checklist. This runbook shows how</w:t>
+        <w:t xml:space="preserve">MITRE ATT&amp;CK is a knowledge base of adversary tactics and techniques, not a compliance checklist. This reference design shows how</w:t>
       </w:r>
       <w:r>
         <w:t xml:space="preserve"> </w:t>
@@ -3934,7 +3934,7 @@
         <w:t xml:space="preserve"> </w:t>
       </w:r>
       <w:r>
-        <w:t xml:space="preserve">workspace for emergency access nets if required; document in runbooks.</w:t>
+        <w:t xml:space="preserve">workspace for emergency access nets if required; document in reference designs.</w:t>
       </w:r>
     </w:p>
     <w:bookmarkEnd w:id="37"/>
@@ -4296,7 +4296,7 @@
         <w:rPr>
           <w:rStyle w:val="CommentTok"/>
         </w:rPr>
-        <w:t xml:space="preserve"># (Exact CLI varies by release — capture in your Confluence runbook)</w:t>
+        <w:t xml:space="preserve"># (Exact CLI varies by release — capture in your Confluence reference design)</w:t>
       </w:r>
       <w:r>
         <w:br/>
@@ -7687,7 +7687,7 @@
       </w:r>
     </w:p>
     <w:bookmarkEnd w:id="55"/>
-    <w:bookmarkStart w:id="59" w:name="appendix-b--related-frameworks"/>
+    <w:bookmarkStart w:id="60" w:name="appendix-b--related-frameworks"/>
     <w:p>
       <w:pPr>
         <w:pStyle w:val="Heading2"/>
@@ -7698,7 +7698,6 @@
     </w:p>
     <w:p>
       <w:pPr>
-        <w:pStyle w:val="Compact"/>
         <w:numPr>
           <w:ilvl w:val="0"/>
           <w:numId w:val="1035"/>
@@ -7721,7 +7720,6 @@
     </w:p>
     <w:p>
       <w:pPr>
-        <w:pStyle w:val="Compact"/>
         <w:numPr>
           <w:ilvl w:val="0"/>
           <w:numId w:val="1035"/>
@@ -7744,7 +7742,6 @@
     </w:p>
     <w:p>
       <w:pPr>
-        <w:pStyle w:val="Compact"/>
         <w:numPr>
           <w:ilvl w:val="0"/>
           <w:numId w:val="1035"/>
@@ -7766,6 +7763,28 @@
       </w:r>
     </w:p>
     <w:p>
+      <w:pPr>
+        <w:numPr>
+          <w:ilvl w:val="0"/>
+          <w:numId w:val="1035"/>
+        </w:numPr>
+      </w:pPr>
+      <w:hyperlink r:id="rId59">
+        <w:r>
+          <w:rPr>
+            <w:rStyle w:val="Hyperlink"/>
+          </w:rPr>
+          <w:t xml:space="preserve">UK NCSC CAF v3.2</w:t>
+        </w:r>
+      </w:hyperlink>
+      <w:r>
+        <w:t xml:space="preserve"> </w:t>
+      </w:r>
+      <w:r>
+        <w:t xml:space="preserve">— technique coverage is the reuse path for CAF C2.</w:t>
+      </w:r>
+    </w:p>
+    <w:p>
       <w:r>
         <w:pict>
           <v:rect style="width:0;height:1.5pt" o:hralign="center" o:hrstd="t" o:hr="t"/>
@@ -7784,8 +7803,8 @@
         <w:t xml:space="preserve">Document prepared for Cisco accounts mapping workload telemetry to MITRE ATT&amp;CK. Replace organization-specific names and parameters before customer delivery.</w:t>
       </w:r>
     </w:p>
-    <w:bookmarkEnd w:id="59"/>
     <w:bookmarkEnd w:id="60"/>
+    <w:bookmarkEnd w:id="61"/>
     <w:sectPr>
       <w:footnotePr>
         <w:numRestart w:val="eachSect"/>
